--- a/documentation/PawMatch_migration_AWS.docx
+++ b/documentation/PawMatch_migration_AWS.docx
@@ -5019,9 +5019,62 @@
     <w:p/>
     <w:p>
       <w:pPr>
+        <w:pStyle w:val="Titre3"/>
+      </w:pPr>
+      <w:r>
+        <w:t xml:space="preserve">Reminder </w:t>
+      </w:r>
+    </w:p>
+    <w:p/>
+    <w:p>
+      <w:r>
+        <w:t>Bien entendu, tout ce qui est décrit précédemment correspond à un état antérieur du projet. C’est simplement le compte rendu / synthèse du travail qui a été fait pour préparer la migration sur AWS. Les commandes mentionnées (</w:t>
+      </w:r>
+      <w:r>
+        <w:rPr>
+          <w:i/>
+          <w:iCs/>
+        </w:rPr>
+        <w:t>voir certains services éventuellement</w:t>
+      </w:r>
+      <w:r>
+        <w:t xml:space="preserve">) ne sont peut-être plus à jour. </w:t>
+      </w:r>
+      <w:r>
+        <w:br/>
+      </w:r>
+      <w:r>
+        <w:rPr>
+          <w:b/>
+          <w:bCs/>
+        </w:rPr>
+        <w:t>Toujours s’en tenir au README, qui lui, est toujours tenu à jour.</w:t>
+      </w:r>
+    </w:p>
+    <w:p>
+      <w:pPr>
         <w:pStyle w:val="Titre2"/>
         <w:jc w:val="center"/>
       </w:pPr>
+    </w:p>
+    <w:p/>
+    <w:p/>
+    <w:p/>
+    <w:p/>
+    <w:p/>
+    <w:p/>
+    <w:p/>
+    <w:p>
+      <w:pPr>
+        <w:pStyle w:val="Titre2"/>
+        <w:jc w:val="center"/>
+      </w:pPr>
+    </w:p>
+    <w:p>
+      <w:pPr>
+        <w:pStyle w:val="Titre1"/>
+        <w:jc w:val="center"/>
+      </w:pPr>
       <w:r>
         <w:t>AWS</w:t>
       </w:r>
@@ -5053,13 +5106,9 @@
       </w:r>
     </w:p>
     <w:p>
-      <w:proofErr w:type="spellStart"/>
-      <w:proofErr w:type="gramStart"/>
-      <w:r>
-        <w:t>Ca</w:t>
-      </w:r>
-      <w:proofErr w:type="spellEnd"/>
-      <w:proofErr w:type="gramEnd"/>
+      <w:r>
+        <w:t>Ça</w:t>
+      </w:r>
       <w:r>
         <w:t xml:space="preserve"> tourne</w:t>
       </w:r>
@@ -5090,7 +5139,9 @@
     <w:p/>
     <w:p>
       <w:r>
-        <w:lastRenderedPageBreak/>
+        <w:rPr>
+          <w:noProof/>
+        </w:rPr>
         <w:drawing>
           <wp:inline distT="0" distB="0" distL="0" distR="0" wp14:anchorId="106FF117" wp14:editId="3180CA96">
             <wp:extent cx="5010407" cy="4064209"/>
@@ -5135,6 +5186,10 @@
     </w:p>
     <w:p>
       <w:r>
+        <w:rPr>
+          <w:noProof/>
+        </w:rPr>
+        <w:lastRenderedPageBreak/>
         <w:drawing>
           <wp:inline distT="0" distB="0" distL="0" distR="0" wp14:anchorId="01544D2E" wp14:editId="7D76138E">
             <wp:extent cx="5760720" cy="2668270"/>
@@ -5223,7 +5278,9 @@
     </w:p>
     <w:p>
       <w:r>
-        <w:lastRenderedPageBreak/>
+        <w:rPr>
+          <w:noProof/>
+        </w:rPr>
         <w:drawing>
           <wp:inline distT="0" distB="0" distL="0" distR="0" wp14:anchorId="7F3D7E3F" wp14:editId="7521222E">
             <wp:extent cx="3035456" cy="997001"/>
@@ -5269,6 +5326,9 @@
     </w:p>
     <w:p>
       <w:r>
+        <w:rPr>
+          <w:noProof/>
+        </w:rPr>
         <w:drawing>
           <wp:inline distT="0" distB="0" distL="0" distR="0" wp14:anchorId="03DC3576" wp14:editId="31FBB122">
             <wp:extent cx="5054860" cy="1085906"/>
@@ -5313,6 +5373,9 @@
     </w:p>
     <w:p>
       <w:r>
+        <w:rPr>
+          <w:noProof/>
+        </w:rPr>
         <w:drawing>
           <wp:inline distT="0" distB="0" distL="0" distR="0" wp14:anchorId="257139CA" wp14:editId="03C2B847">
             <wp:extent cx="3829247" cy="609631"/>
@@ -5357,6 +5420,9 @@
     </w:p>
     <w:p>
       <w:r>
+        <w:rPr>
+          <w:noProof/>
+        </w:rPr>
         <w:drawing>
           <wp:inline distT="0" distB="0" distL="0" distR="0" wp14:anchorId="0B04AC97" wp14:editId="4D5DDD5E">
             <wp:extent cx="3791145" cy="158758"/>
@@ -5401,6 +5467,10 @@
     </w:p>
     <w:p>
       <w:r>
+        <w:rPr>
+          <w:noProof/>
+        </w:rPr>
+        <w:lastRenderedPageBreak/>
         <w:drawing>
           <wp:inline distT="0" distB="0" distL="0" distR="0" wp14:anchorId="668D05F4" wp14:editId="4B2A3F73">
             <wp:extent cx="3143412" cy="742988"/>
@@ -5453,6 +5523,9 @@
     </w:p>
     <w:p>
       <w:r>
+        <w:rPr>
+          <w:noProof/>
+        </w:rPr>
         <w:drawing>
           <wp:inline distT="0" distB="0" distL="0" distR="0" wp14:anchorId="03BDC5DD" wp14:editId="07B3447F">
             <wp:extent cx="5760720" cy="547370"/>
@@ -5498,7 +5571,9 @@
     </w:p>
     <w:p>
       <w:r>
-        <w:lastRenderedPageBreak/>
+        <w:rPr>
+          <w:noProof/>
+        </w:rPr>
         <w:drawing>
           <wp:inline distT="0" distB="0" distL="0" distR="0" wp14:anchorId="26B58529" wp14:editId="1CC24E16">
             <wp:extent cx="4902452" cy="2235315"/>
@@ -5539,19 +5614,20 @@
     <w:p/>
     <w:p>
       <w:r>
-        <w:t>Le temps du re-</w:t>
-      </w:r>
-      <w:proofErr w:type="spellStart"/>
-      <w:r>
-        <w:t>déploiment</w:t>
-      </w:r>
-      <w:proofErr w:type="spellEnd"/>
+        <w:t xml:space="preserve">Le temps du </w:t>
+      </w:r>
+      <w:r>
+        <w:t>redéploiement</w:t>
+      </w:r>
       <w:r>
         <w:t xml:space="preserve"> de l’application, on lance le scrapper sur la machine EC2 : </w:t>
       </w:r>
     </w:p>
     <w:p>
       <w:r>
+        <w:rPr>
+          <w:noProof/>
+        </w:rPr>
         <w:drawing>
           <wp:inline distT="0" distB="0" distL="0" distR="0" wp14:anchorId="4633AD31" wp14:editId="6B0ED137">
             <wp:extent cx="5760720" cy="2471420"/>
@@ -5596,9 +5672,13 @@
         <w:br/>
       </w:r>
       <w:r>
+        <w:lastRenderedPageBreak/>
         <w:br/>
       </w:r>
       <w:r>
+        <w:rPr>
+          <w:noProof/>
+        </w:rPr>
         <w:drawing>
           <wp:inline distT="0" distB="0" distL="0" distR="0" wp14:anchorId="572FD6FA" wp14:editId="2D7152A0">
             <wp:extent cx="5760720" cy="2118995"/>
@@ -5638,14 +5718,11 @@
     </w:p>
     <w:p>
       <w:r>
-        <w:lastRenderedPageBreak/>
         <w:t xml:space="preserve">Et on </w:t>
       </w:r>
-      <w:proofErr w:type="gramStart"/>
-      <w:r>
-        <w:t>as</w:t>
-      </w:r>
-      <w:proofErr w:type="gramEnd"/>
+      <w:r>
+        <w:t>a</w:t>
+      </w:r>
       <w:r>
         <w:t xml:space="preserve"> les animaux sur le site : </w:t>
       </w:r>
@@ -5656,6 +5733,9 @@
         <w:br/>
       </w:r>
       <w:r>
+        <w:rPr>
+          <w:noProof/>
+        </w:rPr>
         <w:drawing>
           <wp:inline distT="0" distB="0" distL="0" distR="0" wp14:anchorId="4A73C183" wp14:editId="6344CCEA">
             <wp:extent cx="5760720" cy="2992120"/>
@@ -5695,12 +5775,21 @@
     </w:p>
     <w:p/>
     <w:p/>
+    <w:p>
+      <w:r>
+        <w:t>Toute amélioration n’est pas nécessairement documentée. C’est donc normal si les choses ont bien évolué depuis.</w:t>
+      </w:r>
+    </w:p>
     <w:p/>
+    <w:p/>
+    <w:p/>
+    <w:p/>
     <w:p>
       <w:pPr>
         <w:pStyle w:val="Titre1"/>
       </w:pPr>
       <w:r>
+        <w:lastRenderedPageBreak/>
         <w:t xml:space="preserve">Money </w:t>
       </w:r>
     </w:p>
@@ -5756,7 +5845,13 @@
     </w:p>
     <w:p>
       <w:r>
-        <w:t>C'est tout. L'</w:t>
+        <w:t xml:space="preserve">C'est tout. </w:t>
+      </w:r>
+      <w:r>
+        <w:br/>
+      </w:r>
+      <w:r>
+        <w:t>L'</w:t>
       </w:r>
       <w:proofErr w:type="spellStart"/>
       <w:r>
@@ -5776,7 +5871,7 @@
     <w:p>
       <w:r>
         <w:pict w14:anchorId="2F2C88BC">
-          <v:rect id="_x0000_i1037" style="width:0;height:1.5pt" o:hralign="center" o:hrstd="t" o:hr="t" fillcolor="#a0a0a0" stroked="f"/>
+          <v:rect id="_x0000_i1025" style="width:0;height:1.5pt" o:hralign="center" o:hrstd="t" o:hr="t" fillcolor="#a0a0a0" stroked="f"/>
         </w:pict>
       </w:r>
     </w:p>
@@ -5892,20 +5987,11 @@
           <w:bCs/>
         </w:rPr>
       </w:pPr>
-    </w:p>
-    <w:p>
-      <w:pPr>
-        <w:rPr>
-          <w:b/>
-          <w:bCs/>
-        </w:rPr>
-      </w:pPr>
-      <w:r>
-        <w:rPr>
-          <w:b/>
-          <w:bCs/>
-        </w:rPr>
-        <w:lastRenderedPageBreak/>
+      <w:r>
+        <w:rPr>
+          <w:b/>
+          <w:bCs/>
+        </w:rPr>
         <w:t>3. Relancer les services :</w:t>
       </w:r>
     </w:p>
@@ -6029,7 +6115,7 @@
     <w:p>
       <w:r>
         <w:pict w14:anchorId="5A866691">
-          <v:rect id="_x0000_i1038" style="width:0;height:1.5pt" o:hralign="center" o:hrstd="t" o:hr="t" fillcolor="#a0a0a0" stroked="f"/>
+          <v:rect id="_x0000_i1026" style="width:0;height:1.5pt" o:hralign="center" o:hrstd="t" o:hr="t" fillcolor="#a0a0a0" stroked="f"/>
         </w:pict>
       </w:r>
     </w:p>
@@ -6084,7 +6170,7 @@
               <w:bottom w:val="single" w:sz="4" w:space="0" w:color="2A2B2C"/>
               <w:right w:val="single" w:sz="4" w:space="0" w:color="2A2B2C"/>
             </w:tcBorders>
-            <w:shd w:val="clear" w:color="auto" w:fill="191A1B"/>
+            <w:shd w:val="clear" w:color="auto" w:fill="FFFFFF" w:themeFill="background1"/>
             <w:tcMar>
               <w:top w:w="30" w:type="dxa"/>
               <w:left w:w="30" w:type="dxa"/>
@@ -6119,7 +6205,7 @@
               <w:bottom w:val="single" w:sz="4" w:space="0" w:color="2A2B2C"/>
               <w:right w:val="single" w:sz="4" w:space="0" w:color="2A2B2C"/>
             </w:tcBorders>
-            <w:shd w:val="clear" w:color="auto" w:fill="191A1B"/>
+            <w:shd w:val="clear" w:color="auto" w:fill="FFFFFF" w:themeFill="background1"/>
             <w:tcMar>
               <w:top w:w="30" w:type="dxa"/>
               <w:left w:w="30" w:type="dxa"/>
@@ -6154,7 +6240,7 @@
               <w:bottom w:val="single" w:sz="4" w:space="0" w:color="2A2B2C"/>
               <w:right w:val="single" w:sz="4" w:space="0" w:color="2A2B2C"/>
             </w:tcBorders>
-            <w:shd w:val="clear" w:color="auto" w:fill="191A1B"/>
+            <w:shd w:val="clear" w:color="auto" w:fill="FFFFFF" w:themeFill="background1"/>
             <w:tcMar>
               <w:top w:w="30" w:type="dxa"/>
               <w:left w:w="30" w:type="dxa"/>
@@ -6191,7 +6277,7 @@
               <w:bottom w:val="single" w:sz="4" w:space="0" w:color="2A2B2C"/>
               <w:right w:val="single" w:sz="4" w:space="0" w:color="2A2B2C"/>
             </w:tcBorders>
-            <w:shd w:val="clear" w:color="auto" w:fill="191A1B"/>
+            <w:shd w:val="clear" w:color="auto" w:fill="FFFFFF" w:themeFill="background1"/>
             <w:tcMar>
               <w:top w:w="30" w:type="dxa"/>
               <w:left w:w="30" w:type="dxa"/>
@@ -6216,7 +6302,7 @@
               <w:bottom w:val="single" w:sz="4" w:space="0" w:color="2A2B2C"/>
               <w:right w:val="single" w:sz="4" w:space="0" w:color="2A2B2C"/>
             </w:tcBorders>
-            <w:shd w:val="clear" w:color="auto" w:fill="191A1B"/>
+            <w:shd w:val="clear" w:color="auto" w:fill="FFFFFF" w:themeFill="background1"/>
             <w:tcMar>
               <w:top w:w="30" w:type="dxa"/>
               <w:left w:w="30" w:type="dxa"/>
@@ -6241,7 +6327,7 @@
               <w:bottom w:val="single" w:sz="4" w:space="0" w:color="2A2B2C"/>
               <w:right w:val="single" w:sz="4" w:space="0" w:color="2A2B2C"/>
             </w:tcBorders>
-            <w:shd w:val="clear" w:color="auto" w:fill="191A1B"/>
+            <w:shd w:val="clear" w:color="auto" w:fill="FFFFFF" w:themeFill="background1"/>
             <w:tcMar>
               <w:top w:w="30" w:type="dxa"/>
               <w:left w:w="30" w:type="dxa"/>
@@ -6273,7 +6359,7 @@
               <w:bottom w:val="single" w:sz="4" w:space="0" w:color="2A2B2C"/>
               <w:right w:val="single" w:sz="4" w:space="0" w:color="2A2B2C"/>
             </w:tcBorders>
-            <w:shd w:val="clear" w:color="auto" w:fill="191A1B"/>
+            <w:shd w:val="clear" w:color="auto" w:fill="FFFFFF" w:themeFill="background1"/>
             <w:tcMar>
               <w:top w:w="30" w:type="dxa"/>
               <w:left w:w="30" w:type="dxa"/>
@@ -6298,7 +6384,7 @@
               <w:bottom w:val="single" w:sz="4" w:space="0" w:color="2A2B2C"/>
               <w:right w:val="single" w:sz="4" w:space="0" w:color="2A2B2C"/>
             </w:tcBorders>
-            <w:shd w:val="clear" w:color="auto" w:fill="191A1B"/>
+            <w:shd w:val="clear" w:color="auto" w:fill="FFFFFF" w:themeFill="background1"/>
             <w:tcMar>
               <w:top w:w="30" w:type="dxa"/>
               <w:left w:w="30" w:type="dxa"/>
@@ -6323,7 +6409,7 @@
               <w:bottom w:val="single" w:sz="4" w:space="0" w:color="2A2B2C"/>
               <w:right w:val="single" w:sz="4" w:space="0" w:color="2A2B2C"/>
             </w:tcBorders>
-            <w:shd w:val="clear" w:color="auto" w:fill="191A1B"/>
+            <w:shd w:val="clear" w:color="auto" w:fill="FFFFFF" w:themeFill="background1"/>
             <w:tcMar>
               <w:top w:w="30" w:type="dxa"/>
               <w:left w:w="30" w:type="dxa"/>
@@ -6350,7 +6436,7 @@
               <w:bottom w:val="single" w:sz="4" w:space="0" w:color="2A2B2C"/>
               <w:right w:val="single" w:sz="4" w:space="0" w:color="2A2B2C"/>
             </w:tcBorders>
-            <w:shd w:val="clear" w:color="auto" w:fill="191A1B"/>
+            <w:shd w:val="clear" w:color="auto" w:fill="FFFFFF" w:themeFill="background1"/>
             <w:tcMar>
               <w:top w:w="30" w:type="dxa"/>
               <w:left w:w="30" w:type="dxa"/>
@@ -6375,7 +6461,7 @@
               <w:bottom w:val="single" w:sz="4" w:space="0" w:color="2A2B2C"/>
               <w:right w:val="single" w:sz="4" w:space="0" w:color="2A2B2C"/>
             </w:tcBorders>
-            <w:shd w:val="clear" w:color="auto" w:fill="191A1B"/>
+            <w:shd w:val="clear" w:color="auto" w:fill="FFFFFF" w:themeFill="background1"/>
             <w:tcMar>
               <w:top w:w="30" w:type="dxa"/>
               <w:left w:w="30" w:type="dxa"/>
@@ -6400,7 +6486,7 @@
               <w:bottom w:val="single" w:sz="4" w:space="0" w:color="2A2B2C"/>
               <w:right w:val="single" w:sz="4" w:space="0" w:color="2A2B2C"/>
             </w:tcBorders>
-            <w:shd w:val="clear" w:color="auto" w:fill="191A1B"/>
+            <w:shd w:val="clear" w:color="auto" w:fill="FFFFFF" w:themeFill="background1"/>
             <w:tcMar>
               <w:top w:w="30" w:type="dxa"/>
               <w:left w:w="30" w:type="dxa"/>
@@ -6432,7 +6518,7 @@
               <w:bottom w:val="single" w:sz="4" w:space="0" w:color="2A2B2C"/>
               <w:right w:val="single" w:sz="4" w:space="0" w:color="2A2B2C"/>
             </w:tcBorders>
-            <w:shd w:val="clear" w:color="auto" w:fill="191A1B"/>
+            <w:shd w:val="clear" w:color="auto" w:fill="FFFFFF" w:themeFill="background1"/>
             <w:tcMar>
               <w:top w:w="30" w:type="dxa"/>
               <w:left w:w="30" w:type="dxa"/>
@@ -6457,7 +6543,7 @@
               <w:bottom w:val="single" w:sz="4" w:space="0" w:color="2A2B2C"/>
               <w:right w:val="single" w:sz="4" w:space="0" w:color="2A2B2C"/>
             </w:tcBorders>
-            <w:shd w:val="clear" w:color="auto" w:fill="191A1B"/>
+            <w:shd w:val="clear" w:color="auto" w:fill="FFFFFF" w:themeFill="background1"/>
             <w:tcMar>
               <w:top w:w="30" w:type="dxa"/>
               <w:left w:w="30" w:type="dxa"/>
@@ -6482,7 +6568,7 @@
               <w:bottom w:val="single" w:sz="4" w:space="0" w:color="2A2B2C"/>
               <w:right w:val="single" w:sz="4" w:space="0" w:color="2A2B2C"/>
             </w:tcBorders>
-            <w:shd w:val="clear" w:color="auto" w:fill="191A1B"/>
+            <w:shd w:val="clear" w:color="auto" w:fill="FFFFFF" w:themeFill="background1"/>
             <w:tcMar>
               <w:top w:w="30" w:type="dxa"/>
               <w:left w:w="30" w:type="dxa"/>
@@ -8852,6 +8938,7 @@
   <w:style w:type="character" w:default="1" w:styleId="Policepardfaut">
     <w:name w:val="Default Paragraph Font"/>
     <w:uiPriority w:val="1"/>
+    <w:semiHidden/>
     <w:unhideWhenUsed/>
   </w:style>
   <w:style w:type="table" w:default="1" w:styleId="TableauNormal">

--- a/documentation/PawMatch_migration_AWS.docx
+++ b/documentation/PawMatch_migration_AWS.docx
@@ -5094,54 +5094,115 @@
       </w:r>
       <w:r>
         <w:br/>
-        <w:t xml:space="preserve">Mettre le </w:t>
-      </w:r>
-      <w:proofErr w:type="spellStart"/>
-      <w:r>
-        <w:t>yaml</w:t>
-      </w:r>
-      <w:proofErr w:type="spellEnd"/>
-      <w:r>
-        <w:t xml:space="preserve"> et la config</w:t>
-      </w:r>
-    </w:p>
-    <w:p>
-      <w:r>
-        <w:t>Ça</w:t>
-      </w:r>
-      <w:r>
-        <w:t xml:space="preserve"> tourne</w:t>
-      </w:r>
+      </w:r>
+    </w:p>
+    <w:p>
+      <w:r>
+        <w:drawing>
+          <wp:inline distT="0" distB="0" distL="0" distR="0" wp14:anchorId="6C809E9A" wp14:editId="6E0E1F4F">
+            <wp:extent cx="5760720" cy="1966595"/>
+            <wp:effectExtent l="0" t="0" r="0" b="0"/>
+            <wp:docPr id="28687220" name="Image 1"/>
+            <wp:cNvGraphicFramePr>
+              <a:graphicFrameLocks xmlns:a="http://schemas.openxmlformats.org/drawingml/2006/main" noChangeAspect="1"/>
+            </wp:cNvGraphicFramePr>
+            <a:graphic xmlns:a="http://schemas.openxmlformats.org/drawingml/2006/main">
+              <a:graphicData uri="http://schemas.openxmlformats.org/drawingml/2006/picture">
+                <pic:pic xmlns:pic="http://schemas.openxmlformats.org/drawingml/2006/picture">
+                  <pic:nvPicPr>
+                    <pic:cNvPr id="28687220" name=""/>
+                    <pic:cNvPicPr/>
+                  </pic:nvPicPr>
+                  <pic:blipFill>
+                    <a:blip r:embed="rId9"/>
+                    <a:stretch>
+                      <a:fillRect/>
+                    </a:stretch>
+                  </pic:blipFill>
+                  <pic:spPr>
+                    <a:xfrm>
+                      <a:off x="0" y="0"/>
+                      <a:ext cx="5760720" cy="1966595"/>
+                    </a:xfrm>
+                    <a:prstGeom prst="rect">
+                      <a:avLst/>
+                    </a:prstGeom>
+                  </pic:spPr>
+                </pic:pic>
+              </a:graphicData>
+            </a:graphic>
+          </wp:inline>
+        </w:drawing>
+      </w:r>
+    </w:p>
+    <w:p/>
+    <w:p>
       <w:r>
         <w:br/>
       </w:r>
       <w:r>
-        <w:br/>
-        <w:t>Ensuite</w:t>
-      </w:r>
-    </w:p>
-    <w:p>
-      <w:r>
-        <w:t>Ec2</w:t>
-      </w:r>
-    </w:p>
-    <w:p>
-      <w:r>
-        <w:t xml:space="preserve">Mettre config ec2 : </w:t>
+        <w:t>Notre EC2 T</w:t>
+      </w:r>
+      <w:proofErr w:type="gramStart"/>
+      <w:r>
+        <w:t>3.micro</w:t>
+      </w:r>
+      <w:proofErr w:type="gramEnd"/>
+      <w:r>
+        <w:t> :</w:t>
+      </w:r>
+    </w:p>
+    <w:p>
+      <w:r>
+        <w:drawing>
+          <wp:inline distT="0" distB="0" distL="0" distR="0" wp14:anchorId="1E74193F" wp14:editId="29F65649">
+            <wp:extent cx="5760720" cy="2600325"/>
+            <wp:effectExtent l="0" t="0" r="0" b="9525"/>
+            <wp:docPr id="106200443" name="Image 1"/>
+            <wp:cNvGraphicFramePr>
+              <a:graphicFrameLocks xmlns:a="http://schemas.openxmlformats.org/drawingml/2006/main" noChangeAspect="1"/>
+            </wp:cNvGraphicFramePr>
+            <a:graphic xmlns:a="http://schemas.openxmlformats.org/drawingml/2006/main">
+              <a:graphicData uri="http://schemas.openxmlformats.org/drawingml/2006/picture">
+                <pic:pic xmlns:pic="http://schemas.openxmlformats.org/drawingml/2006/picture">
+                  <pic:nvPicPr>
+                    <pic:cNvPr id="106200443" name=""/>
+                    <pic:cNvPicPr/>
+                  </pic:nvPicPr>
+                  <pic:blipFill>
+                    <a:blip r:embed="rId10"/>
+                    <a:stretch>
+                      <a:fillRect/>
+                    </a:stretch>
+                  </pic:blipFill>
+                  <pic:spPr>
+                    <a:xfrm>
+                      <a:off x="0" y="0"/>
+                      <a:ext cx="5760720" cy="2600325"/>
+                    </a:xfrm>
+                    <a:prstGeom prst="rect">
+                      <a:avLst/>
+                    </a:prstGeom>
+                  </pic:spPr>
+                </pic:pic>
+              </a:graphicData>
+            </a:graphic>
+          </wp:inline>
+        </w:drawing>
+      </w:r>
+    </w:p>
+    <w:p>
+      <w:r>
+        <w:t xml:space="preserve">Une fois lancer, on se connecte dessus : </w:t>
       </w:r>
     </w:p>
     <w:p/>
     <w:p>
       <w:r>
-        <w:t xml:space="preserve">Une fois lancer, on se connecte dessus : </w:t>
-      </w:r>
-    </w:p>
-    <w:p/>
-    <w:p>
-      <w:r>
         <w:rPr>
           <w:noProof/>
         </w:rPr>
+        <w:lastRenderedPageBreak/>
         <w:drawing>
           <wp:inline distT="0" distB="0" distL="0" distR="0" wp14:anchorId="106FF117" wp14:editId="3180CA96">
             <wp:extent cx="5010407" cy="4064209"/>
@@ -5158,7 +5219,7 @@
                     <pic:cNvPicPr/>
                   </pic:nvPicPr>
                   <pic:blipFill>
-                    <a:blip r:embed="rId9"/>
+                    <a:blip r:embed="rId11"/>
                     <a:stretch>
                       <a:fillRect/>
                     </a:stretch>
@@ -5189,7 +5250,6 @@
         <w:rPr>
           <w:noProof/>
         </w:rPr>
-        <w:lastRenderedPageBreak/>
         <w:drawing>
           <wp:inline distT="0" distB="0" distL="0" distR="0" wp14:anchorId="01544D2E" wp14:editId="7D76138E">
             <wp:extent cx="5760720" cy="2668270"/>
@@ -5206,7 +5266,7 @@
                     <pic:cNvPicPr/>
                   </pic:nvPicPr>
                   <pic:blipFill>
-                    <a:blip r:embed="rId10"/>
+                    <a:blip r:embed="rId12"/>
                     <a:stretch>
                       <a:fillRect/>
                     </a:stretch>
@@ -5281,6 +5341,7 @@
         <w:rPr>
           <w:noProof/>
         </w:rPr>
+        <w:lastRenderedPageBreak/>
         <w:drawing>
           <wp:inline distT="0" distB="0" distL="0" distR="0" wp14:anchorId="7F3D7E3F" wp14:editId="7521222E">
             <wp:extent cx="3035456" cy="997001"/>
@@ -5297,7 +5358,7 @@
                     <pic:cNvPicPr/>
                   </pic:nvPicPr>
                   <pic:blipFill>
-                    <a:blip r:embed="rId11"/>
+                    <a:blip r:embed="rId13"/>
                     <a:stretch>
                       <a:fillRect/>
                     </a:stretch>
@@ -5345,7 +5406,7 @@
                     <pic:cNvPicPr/>
                   </pic:nvPicPr>
                   <pic:blipFill>
-                    <a:blip r:embed="rId12"/>
+                    <a:blip r:embed="rId14"/>
                     <a:stretch>
                       <a:fillRect/>
                     </a:stretch>
@@ -5392,7 +5453,7 @@
                     <pic:cNvPicPr/>
                   </pic:nvPicPr>
                   <pic:blipFill>
-                    <a:blip r:embed="rId13"/>
+                    <a:blip r:embed="rId15"/>
                     <a:stretch>
                       <a:fillRect/>
                     </a:stretch>
@@ -5439,7 +5500,7 @@
                     <pic:cNvPicPr/>
                   </pic:nvPicPr>
                   <pic:blipFill>
-                    <a:blip r:embed="rId14"/>
+                    <a:blip r:embed="rId16"/>
                     <a:stretch>
                       <a:fillRect/>
                     </a:stretch>
@@ -5470,7 +5531,6 @@
         <w:rPr>
           <w:noProof/>
         </w:rPr>
-        <w:lastRenderedPageBreak/>
         <w:drawing>
           <wp:inline distT="0" distB="0" distL="0" distR="0" wp14:anchorId="668D05F4" wp14:editId="4B2A3F73">
             <wp:extent cx="3143412" cy="742988"/>
@@ -5487,7 +5547,7 @@
                     <pic:cNvPicPr/>
                   </pic:nvPicPr>
                   <pic:blipFill>
-                    <a:blip r:embed="rId15"/>
+                    <a:blip r:embed="rId17"/>
                     <a:stretch>
                       <a:fillRect/>
                     </a:stretch>
@@ -5542,7 +5602,7 @@
                     <pic:cNvPicPr/>
                   </pic:nvPicPr>
                   <pic:blipFill>
-                    <a:blip r:embed="rId16"/>
+                    <a:blip r:embed="rId18"/>
                     <a:stretch>
                       <a:fillRect/>
                     </a:stretch>
@@ -5574,6 +5634,7 @@
         <w:rPr>
           <w:noProof/>
         </w:rPr>
+        <w:lastRenderedPageBreak/>
         <w:drawing>
           <wp:inline distT="0" distB="0" distL="0" distR="0" wp14:anchorId="26B58529" wp14:editId="1CC24E16">
             <wp:extent cx="4902452" cy="2235315"/>
@@ -5590,7 +5651,7 @@
                     <pic:cNvPicPr/>
                   </pic:nvPicPr>
                   <pic:blipFill>
-                    <a:blip r:embed="rId17"/>
+                    <a:blip r:embed="rId19"/>
                     <a:stretch>
                       <a:fillRect/>
                     </a:stretch>
@@ -5644,7 +5705,7 @@
                     <pic:cNvPicPr/>
                   </pic:nvPicPr>
                   <pic:blipFill>
-                    <a:blip r:embed="rId18"/>
+                    <a:blip r:embed="rId20"/>
                     <a:stretch>
                       <a:fillRect/>
                     </a:stretch>
@@ -5672,7 +5733,6 @@
         <w:br/>
       </w:r>
       <w:r>
-        <w:lastRenderedPageBreak/>
         <w:br/>
       </w:r>
       <w:r>
@@ -5695,7 +5755,7 @@
                     <pic:cNvPicPr/>
                   </pic:nvPicPr>
                   <pic:blipFill>
-                    <a:blip r:embed="rId19"/>
+                    <a:blip r:embed="rId21"/>
                     <a:stretch>
                       <a:fillRect/>
                     </a:stretch>
@@ -5718,6 +5778,7 @@
     </w:p>
     <w:p>
       <w:r>
+        <w:lastRenderedPageBreak/>
         <w:t xml:space="preserve">Et on </w:t>
       </w:r>
       <w:r>
@@ -5752,7 +5813,7 @@
                     <pic:cNvPicPr/>
                   </pic:nvPicPr>
                   <pic:blipFill>
-                    <a:blip r:embed="rId20"/>
+                    <a:blip r:embed="rId22"/>
                     <a:stretch>
                       <a:fillRect/>
                     </a:stretch>
@@ -5774,22 +5835,32 @@
       </w:r>
     </w:p>
     <w:p/>
+    <w:p>
+      <w:r>
+        <w:t>Le projet est donc bien passé de local à AWS.</w:t>
+      </w:r>
+    </w:p>
+    <w:p>
+      <w:pPr>
+        <w:rPr>
+          <w:i/>
+          <w:iCs/>
+        </w:rPr>
+      </w:pPr>
+      <w:r>
+        <w:rPr>
+          <w:i/>
+          <w:iCs/>
+        </w:rPr>
+        <w:t>Toute amélioration n’est pas nécessairement documentée. C’est donc normal si les choses ont bien évolué depuis.</w:t>
+      </w:r>
+    </w:p>
     <w:p/>
     <w:p>
-      <w:r>
-        <w:t>Toute amélioration n’est pas nécessairement documentée. C’est donc normal si les choses ont bien évolué depuis.</w:t>
-      </w:r>
-    </w:p>
-    <w:p/>
-    <w:p/>
-    <w:p/>
-    <w:p/>
-    <w:p>
       <w:pPr>
         <w:pStyle w:val="Titre1"/>
       </w:pPr>
       <w:r>
-        <w:lastRenderedPageBreak/>
         <w:t xml:space="preserve">Money </w:t>
       </w:r>
     </w:p>
@@ -5964,6 +6035,7 @@
       <w:proofErr w:type="spellStart"/>
       <w:proofErr w:type="gramStart"/>
       <w:r>
+        <w:lastRenderedPageBreak/>
         <w:t>ssh</w:t>
       </w:r>
       <w:proofErr w:type="spellEnd"/>
@@ -5971,7 +6043,7 @@
       <w:r>
         <w:t xml:space="preserve"> -i "C:\Users\ethan\Downloads\pawmatch-key.pem" </w:t>
       </w:r>
-      <w:hyperlink r:id="rId21" w:history="1">
+      <w:hyperlink r:id="rId23" w:history="1">
         <w:r>
           <w:rPr>
             <w:rStyle w:val="Lienhypertexte"/>
@@ -6587,10 +6659,91 @@
       </w:tr>
     </w:tbl>
     <w:p/>
+    <w:p>
+      <w:pPr>
+        <w:pBdr>
+          <w:bottom w:val="single" w:sz="6" w:space="1" w:color="auto"/>
+        </w:pBdr>
+      </w:pPr>
+    </w:p>
+    <w:p/>
+    <w:p/>
+    <w:p/>
+    <w:p/>
+    <w:p/>
+    <w:p/>
+    <w:p/>
+    <w:p/>
+    <w:p/>
+    <w:p/>
+    <w:p>
+      <w:pPr>
+        <w:pStyle w:val="Titre1"/>
+        <w:jc w:val="center"/>
+      </w:pPr>
+      <w:r>
+        <w:lastRenderedPageBreak/>
+        <w:t>UPGRADE : T3.small</w:t>
+      </w:r>
+    </w:p>
+    <w:p/>
+    <w:p>
+      <w:r>
+        <w:t xml:space="preserve">Pas un énorme upgrade, mais la quantité de ressources nécessaires </w:t>
+      </w:r>
+      <w:proofErr w:type="gramStart"/>
+      <w:r>
+        <w:t>suite à</w:t>
+      </w:r>
+      <w:proofErr w:type="gramEnd"/>
+      <w:r>
+        <w:t xml:space="preserve"> l’évolution du projet implique une augmentation de la RAM sur la machine EC2. </w:t>
+      </w:r>
+    </w:p>
+    <w:p/>
+    <w:p>
+      <w:r>
+        <w:drawing>
+          <wp:inline distT="0" distB="0" distL="0" distR="0" wp14:anchorId="4A887BFF" wp14:editId="5C11F89B">
+            <wp:extent cx="5760720" cy="2621915"/>
+            <wp:effectExtent l="0" t="0" r="0" b="6985"/>
+            <wp:docPr id="451905208" name="Image 1"/>
+            <wp:cNvGraphicFramePr>
+              <a:graphicFrameLocks xmlns:a="http://schemas.openxmlformats.org/drawingml/2006/main" noChangeAspect="1"/>
+            </wp:cNvGraphicFramePr>
+            <a:graphic xmlns:a="http://schemas.openxmlformats.org/drawingml/2006/main">
+              <a:graphicData uri="http://schemas.openxmlformats.org/drawingml/2006/picture">
+                <pic:pic xmlns:pic="http://schemas.openxmlformats.org/drawingml/2006/picture">
+                  <pic:nvPicPr>
+                    <pic:cNvPr id="451905208" name=""/>
+                    <pic:cNvPicPr/>
+                  </pic:nvPicPr>
+                  <pic:blipFill>
+                    <a:blip r:embed="rId24"/>
+                    <a:stretch>
+                      <a:fillRect/>
+                    </a:stretch>
+                  </pic:blipFill>
+                  <pic:spPr>
+                    <a:xfrm>
+                      <a:off x="0" y="0"/>
+                      <a:ext cx="5760720" cy="2621915"/>
+                    </a:xfrm>
+                    <a:prstGeom prst="rect">
+                      <a:avLst/>
+                    </a:prstGeom>
+                  </pic:spPr>
+                </pic:pic>
+              </a:graphicData>
+            </a:graphic>
+          </wp:inline>
+        </w:drawing>
+      </w:r>
+    </w:p>
     <w:p/>
     <w:sectPr>
-      <w:headerReference w:type="default" r:id="rId22"/>
-      <w:footerReference w:type="default" r:id="rId23"/>
+      <w:headerReference w:type="default" r:id="rId25"/>
+      <w:footerReference w:type="default" r:id="rId26"/>
       <w:pgSz w:w="11906" w:h="16838"/>
       <w:pgMar w:top="1417" w:right="1417" w:bottom="1417" w:left="1417" w:header="708" w:footer="708" w:gutter="0"/>
       <w:cols w:space="708"/>
